--- a/Vakken/Crossmedia/Illu & Foto I/Les 2/Les 2 opdracht.docx
+++ b/Vakken/Crossmedia/Illu & Foto I/Les 2/Les 2 opdracht.docx
@@ -67,6 +67,9 @@
     </w:p>
     <w:p>
       <w:r>
+        <w:rPr>
+          <w:noProof/>
+        </w:rPr>
         <w:lastRenderedPageBreak/>
         <w:drawing>
           <wp:inline distT="0" distB="0" distL="0" distR="0" wp14:anchorId="4037A103" wp14:editId="7D4FDC13">
@@ -107,6 +110,9 @@
     </w:p>
     <w:p>
       <w:r>
+        <w:rPr>
+          <w:noProof/>
+        </w:rPr>
         <w:lastRenderedPageBreak/>
         <w:drawing>
           <wp:inline distT="0" distB="0" distL="0" distR="0" wp14:anchorId="6F5BB0F1" wp14:editId="1533E9B8">
@@ -147,6 +153,9 @@
     </w:p>
     <w:p>
       <w:r>
+        <w:rPr>
+          <w:noProof/>
+        </w:rPr>
         <w:drawing>
           <wp:inline distT="0" distB="0" distL="0" distR="0" wp14:anchorId="35CFF228" wp14:editId="3A920866">
             <wp:extent cx="5731510" cy="1513205"/>
@@ -186,6 +195,9 @@
     </w:p>
     <w:p>
       <w:r>
+        <w:rPr>
+          <w:noProof/>
+        </w:rPr>
         <w:lastRenderedPageBreak/>
         <w:drawing>
           <wp:inline distT="0" distB="0" distL="0" distR="0" wp14:anchorId="6432BB52" wp14:editId="4252C948">
@@ -226,7 +238,16 @@
     </w:p>
     <w:p>
       <w:r>
+        <w:rPr>
+          <w:noProof/>
+        </w:rPr>
         <w:lastRenderedPageBreak/>
+        <w:t>––</w:t>
+      </w:r>
+      <w:r>
+        <w:rPr>
+          <w:noProof/>
+        </w:rPr>
         <w:drawing>
           <wp:inline distT="0" distB="0" distL="0" distR="0" wp14:anchorId="4DBEC6A9" wp14:editId="69A9C731">
             <wp:extent cx="5731510" cy="5565775"/>
